--- a/DESTINATION-NIGERIA-BRAND-KIT/09_DOCUMENT_TEMPLATES/PROPOSALS/DN_Proposal-Concept-Note_Template_A4.docx
+++ b/DESTINATION-NIGERIA-BRAND-KIT/09_DOCUMENT_TEMPLATES/PROPOSALS/DN_Proposal-Concept-Note_Template_A4.docx
@@ -5,7 +5,7 @@
     <w:p>
       <w:r>
         <w:drawing>
-          <wp:anchor distT="0" distB="0" distL="0" distR="0" simplePos="0" relativeHeight="251663248" behindDoc="1" locked="1" layoutInCell="1" allowOverlap="1">
+          <wp:anchor distT="0" distB="0" distL="0" distR="0" simplePos="0" relativeHeight="251663246" behindDoc="1" locked="1" layoutInCell="1" allowOverlap="1">
             <wp:simplePos x="0" y="0"/>
             <wp:positionH relativeFrom="page">
               <wp:posOffset>0</wp:posOffset>
@@ -16,7 +16,7 @@
             <wp:extent cx="7560000" cy="10692000"/>
             <wp:effectExtent l="0" t="0" r="0" b="0"/>
             <wp:wrapNone/>
-            <wp:docPr id="5009" name="Picture 1"/>
+            <wp:docPr id="5007" name="Picture 1"/>
             <wp:cNvGraphicFramePr xmlns:a="http://schemas.openxmlformats.org/drawingml/2006/main">
               <a:graphicFrameLocks noChangeAspect="1"/>
             </wp:cNvGraphicFramePr>
@@ -24,7 +24,7 @@
               <a:graphicData uri="http://schemas.openxmlformats.org/drawingml/2006/picture">
                 <pic:pic>
                   <pic:nvPicPr>
-                    <pic:cNvPr id="0" name="DN_bg_10_investment-premium_A4-portrait_150dpi.jpg"/>
+                    <pic:cNvPr id="0" name="cover_proposal.jpg"/>
                     <pic:cNvPicPr/>
                   </pic:nvPicPr>
                   <pic:blipFill>
@@ -48,18 +48,18 @@
       </w:r>
       <w:r>
         <w:drawing>
-          <wp:anchor distT="0" distB="0" distL="0" distR="0" simplePos="0" relativeHeight="251663250" behindDoc="0" locked="1" layoutInCell="1" allowOverlap="1">
+          <wp:anchor distT="0" distB="0" distL="0" distR="0" simplePos="0" relativeHeight="251663248" behindDoc="0" locked="1" layoutInCell="1" allowOverlap="1">
             <wp:simplePos x="0" y="0"/>
             <wp:positionH relativeFrom="page">
-              <wp:posOffset>792000</wp:posOffset>
+              <wp:posOffset>5040000</wp:posOffset>
             </wp:positionH>
             <wp:positionV relativeFrom="page">
-              <wp:posOffset>792000</wp:posOffset>
+              <wp:posOffset>9177062</wp:posOffset>
             </wp:positionV>
-            <wp:extent cx="2160000" cy="849048"/>
+            <wp:extent cx="1656000" cy="650937"/>
             <wp:effectExtent l="0" t="0" r="0" b="0"/>
             <wp:wrapNone/>
-            <wp:docPr id="5011" name="Picture 5010"/>
+            <wp:docPr id="5009" name="Picture 5008"/>
             <wp:cNvGraphicFramePr xmlns:a="http://schemas.openxmlformats.org/drawingml/2006/main">
               <a:graphicFrameLocks noChangeAspect="1"/>
             </wp:cNvGraphicFramePr>
@@ -67,7 +67,7 @@
               <a:graphicData uri="http://schemas.openxmlformats.org/drawingml/2006/picture">
                 <pic:pic>
                   <pic:nvPicPr>
-                    <pic:cNvPr id="0" name="DN_logo_primary_reversed_2000px.png"/>
+                    <pic:cNvPr id="0" name="DN_logo_primary_fullcolour_2000px.png"/>
                     <pic:cNvPicPr/>
                   </pic:nvPicPr>
                   <pic:blipFill>
@@ -79,7 +79,7 @@
                   <pic:spPr>
                     <a:xfrm>
                       <a:off x="0" y="0"/>
-                      <a:ext cx="2160000" cy="849048"/>
+                      <a:ext cx="1656000" cy="650937"/>
                     </a:xfrm>
                     <a:prstGeom prst="rect"/>
                   </pic:spPr>
@@ -90,6 +90,17 @@
         </w:drawing>
       </w:r>
     </w:p>
+    <w:p/>
+    <w:p/>
+    <w:p/>
+    <w:p/>
+    <w:p/>
+    <w:p/>
+    <w:p/>
+    <w:p/>
+    <w:p/>
+    <w:p/>
+    <w:p/>
     <w:p/>
     <w:p/>
     <w:p/>
@@ -113,7 +124,7 @@
           <w:r>
             <w:rPr>
               <w:b/>
-              <w:color w:val="E8A432"/>
+              <w:color w:val="8A5A0C"/>
             </w:rPr>
             <w:t xml:space="preserve">[Proposal type — Partnership / Sponsorship / Programme concept / Project]</w:t>
           </w:r>
@@ -133,7 +144,7 @@
         <w:sdtContent>
           <w:r>
             <w:rPr>
-              <w:color w:val="F5F0E6"/>
+              <w:color w:val="103428"/>
               <w:sz w:val="68"/>
             </w:rPr>
             <w:t xml:space="preserve">[Proposal title]</w:t>
@@ -154,7 +165,7 @@
         <w:sdtContent>
           <w:r>
             <w:rPr>
-              <w:color w:val="A9BFA9"/>
+              <w:color w:val="5F6662"/>
             </w:rPr>
             <w:t xml:space="preserve">[Prepared for: Organisation]</w:t>
           </w:r>
@@ -174,7 +185,7 @@
         <w:sdtContent>
           <w:r>
             <w:rPr>
-              <w:color w:val="A9BFA9"/>
+              <w:color w:val="5F6662"/>
             </w:rPr>
             <w:t xml:space="preserve">[Month YYYY]  ·  [Reference]  ·  [Confidential / For discussion]</w:t>
           </w:r>
@@ -423,11 +434,11 @@
         <w:jc w:val="left"/>
         <w:tblLook w:firstColumn="1" w:firstRow="1" w:lastColumn="0" w:lastRow="0" w:noHBand="0" w:noVBand="1" w:val="04A0"/>
         <w:tblBorders>
-          <w:top w:val="single" w:sz="4" w:color="A9BFA9"/>
-          <w:left w:val="nil"/>
-          <w:bottom w:val="single" w:sz="4" w:color="A9BFA9"/>
-          <w:right w:val="nil"/>
-          <w:insideH w:val="single" w:sz="4" w:color="A9BFA9"/>
+          <w:top w:val="single" w:sz="4" w:color="E7DFCF"/>
+          <w:left w:val="nil"/>
+          <w:bottom w:val="single" w:sz="4" w:color="E7DFCF"/>
+          <w:right w:val="nil"/>
+          <w:insideH w:val="single" w:sz="4" w:color="E7DFCF"/>
           <w:insideV w:val="nil"/>
         </w:tblBorders>
         <w:tblCellMar>
@@ -450,7 +461,9 @@
         <w:tc>
           <w:tcPr>
             <w:tcW w:type="dxa" w:w="1020"/>
-            <w:shd w:val="clear" w:color="auto" w:fill="E7DFCF"/>
+            <w:tcBorders>
+              <w:bottom w:val="single" w:sz="8" w:color="103428"/>
+            </w:tcBorders>
           </w:tcPr>
           <w:p>
             <w:pPr>
@@ -469,7 +482,9 @@
         <w:tc>
           <w:tcPr>
             <w:tcW w:type="dxa" w:w="4535"/>
-            <w:shd w:val="clear" w:color="auto" w:fill="E7DFCF"/>
+            <w:tcBorders>
+              <w:bottom w:val="single" w:sz="8" w:color="103428"/>
+            </w:tcBorders>
           </w:tcPr>
           <w:p>
             <w:pPr>
@@ -488,7 +503,9 @@
         <w:tc>
           <w:tcPr>
             <w:tcW w:type="dxa" w:w="1928"/>
-            <w:shd w:val="clear" w:color="auto" w:fill="E7DFCF"/>
+            <w:tcBorders>
+              <w:bottom w:val="single" w:sz="8" w:color="103428"/>
+            </w:tcBorders>
           </w:tcPr>
           <w:p>
             <w:pPr>
@@ -507,7 +524,9 @@
         <w:tc>
           <w:tcPr>
             <w:tcW w:type="dxa" w:w="1928"/>
-            <w:shd w:val="clear" w:color="auto" w:fill="E7DFCF"/>
+            <w:tcBorders>
+              <w:bottom w:val="single" w:sz="8" w:color="103428"/>
+            </w:tcBorders>
           </w:tcPr>
           <w:p>
             <w:pPr>
@@ -842,11 +861,11 @@
         <w:jc w:val="left"/>
         <w:tblLook w:firstColumn="1" w:firstRow="1" w:lastColumn="0" w:lastRow="0" w:noHBand="0" w:noVBand="1" w:val="04A0"/>
         <w:tblBorders>
-          <w:top w:val="single" w:sz="4" w:color="A9BFA9"/>
-          <w:left w:val="nil"/>
-          <w:bottom w:val="single" w:sz="4" w:color="A9BFA9"/>
-          <w:right w:val="nil"/>
-          <w:insideH w:val="single" w:sz="4" w:color="A9BFA9"/>
+          <w:top w:val="single" w:sz="4" w:color="E7DFCF"/>
+          <w:left w:val="nil"/>
+          <w:bottom w:val="single" w:sz="4" w:color="E7DFCF"/>
+          <w:right w:val="nil"/>
+          <w:insideH w:val="single" w:sz="4" w:color="E7DFCF"/>
           <w:insideV w:val="nil"/>
         </w:tblBorders>
         <w:tblCellMar>
@@ -869,7 +888,9 @@
         <w:tc>
           <w:tcPr>
             <w:tcW w:type="dxa" w:w="2494"/>
-            <w:shd w:val="clear" w:color="auto" w:fill="E7DFCF"/>
+            <w:tcBorders>
+              <w:bottom w:val="single" w:sz="8" w:color="103428"/>
+            </w:tcBorders>
           </w:tcPr>
           <w:p>
             <w:pPr>
@@ -888,7 +909,9 @@
         <w:tc>
           <w:tcPr>
             <w:tcW w:type="dxa" w:w="2494"/>
-            <w:shd w:val="clear" w:color="auto" w:fill="E7DFCF"/>
+            <w:tcBorders>
+              <w:bottom w:val="single" w:sz="8" w:color="103428"/>
+            </w:tcBorders>
           </w:tcPr>
           <w:p>
             <w:pPr>
@@ -907,7 +930,9 @@
         <w:tc>
           <w:tcPr>
             <w:tcW w:type="dxa" w:w="1701"/>
-            <w:shd w:val="clear" w:color="auto" w:fill="E7DFCF"/>
+            <w:tcBorders>
+              <w:bottom w:val="single" w:sz="8" w:color="103428"/>
+            </w:tcBorders>
           </w:tcPr>
           <w:p>
             <w:pPr>
@@ -926,7 +951,9 @@
         <w:tc>
           <w:tcPr>
             <w:tcW w:type="dxa" w:w="2721"/>
-            <w:shd w:val="clear" w:color="auto" w:fill="E7DFCF"/>
+            <w:tcBorders>
+              <w:bottom w:val="single" w:sz="8" w:color="103428"/>
+            </w:tcBorders>
           </w:tcPr>
           <w:p>
             <w:pPr>
@@ -1285,11 +1312,11 @@
         <w:jc w:val="left"/>
         <w:tblLook w:firstColumn="1" w:firstRow="1" w:lastColumn="0" w:lastRow="0" w:noHBand="0" w:noVBand="1" w:val="04A0"/>
         <w:tblBorders>
-          <w:top w:val="single" w:sz="4" w:color="A9BFA9"/>
-          <w:left w:val="nil"/>
-          <w:bottom w:val="single" w:sz="4" w:color="A9BFA9"/>
-          <w:right w:val="nil"/>
-          <w:insideH w:val="single" w:sz="4" w:color="A9BFA9"/>
+          <w:top w:val="single" w:sz="4" w:color="E7DFCF"/>
+          <w:left w:val="nil"/>
+          <w:bottom w:val="single" w:sz="4" w:color="E7DFCF"/>
+          <w:right w:val="nil"/>
+          <w:insideH w:val="single" w:sz="4" w:color="E7DFCF"/>
           <w:insideV w:val="nil"/>
         </w:tblBorders>
         <w:tblCellMar>
@@ -1315,7 +1342,9 @@
         <w:tc>
           <w:tcPr>
             <w:tcW w:type="dxa" w:w="2948"/>
-            <w:shd w:val="clear" w:color="auto" w:fill="E7DFCF"/>
+            <w:tcBorders>
+              <w:bottom w:val="single" w:sz="8" w:color="103428"/>
+            </w:tcBorders>
           </w:tcPr>
           <w:p>
             <w:pPr>
@@ -1334,7 +1363,9 @@
         <w:tc>
           <w:tcPr>
             <w:tcW w:type="dxa" w:w="1077"/>
-            <w:shd w:val="clear" w:color="auto" w:fill="E7DFCF"/>
+            <w:tcBorders>
+              <w:bottom w:val="single" w:sz="8" w:color="103428"/>
+            </w:tcBorders>
           </w:tcPr>
           <w:p>
             <w:pPr>
@@ -1353,7 +1384,9 @@
         <w:tc>
           <w:tcPr>
             <w:tcW w:type="dxa" w:w="1077"/>
-            <w:shd w:val="clear" w:color="auto" w:fill="E7DFCF"/>
+            <w:tcBorders>
+              <w:bottom w:val="single" w:sz="8" w:color="103428"/>
+            </w:tcBorders>
           </w:tcPr>
           <w:p>
             <w:pPr>
@@ -1372,7 +1405,9 @@
         <w:tc>
           <w:tcPr>
             <w:tcW w:type="dxa" w:w="1077"/>
-            <w:shd w:val="clear" w:color="auto" w:fill="E7DFCF"/>
+            <w:tcBorders>
+              <w:bottom w:val="single" w:sz="8" w:color="103428"/>
+            </w:tcBorders>
           </w:tcPr>
           <w:p>
             <w:pPr>
@@ -1391,7 +1426,9 @@
         <w:tc>
           <w:tcPr>
             <w:tcW w:type="dxa" w:w="1077"/>
-            <w:shd w:val="clear" w:color="auto" w:fill="E7DFCF"/>
+            <w:tcBorders>
+              <w:bottom w:val="single" w:sz="8" w:color="103428"/>
+            </w:tcBorders>
           </w:tcPr>
           <w:p>
             <w:pPr>
@@ -1410,7 +1447,9 @@
         <w:tc>
           <w:tcPr>
             <w:tcW w:type="dxa" w:w="1077"/>
-            <w:shd w:val="clear" w:color="auto" w:fill="E7DFCF"/>
+            <w:tcBorders>
+              <w:bottom w:val="single" w:sz="8" w:color="103428"/>
+            </w:tcBorders>
           </w:tcPr>
           <w:p>
             <w:pPr>
@@ -1429,7 +1468,9 @@
         <w:tc>
           <w:tcPr>
             <w:tcW w:type="dxa" w:w="1077"/>
-            <w:shd w:val="clear" w:color="auto" w:fill="E7DFCF"/>
+            <w:tcBorders>
+              <w:bottom w:val="single" w:sz="8" w:color="103428"/>
+            </w:tcBorders>
           </w:tcPr>
           <w:p>
             <w:pPr>
@@ -1475,7 +1516,7 @@
         <w:tc>
           <w:tcPr>
             <w:tcW w:type="dxa" w:w="1077"/>
-            <w:shd w:val="clear" w:color="auto" w:fill="E8A432"/>
+            <w:shd w:val="clear" w:color="auto" w:fill="103428"/>
           </w:tcPr>
           <w:p>
             <w:pPr>
@@ -1492,7 +1533,7 @@
         <w:tc>
           <w:tcPr>
             <w:tcW w:type="dxa" w:w="1077"/>
-            <w:shd w:val="clear" w:color="auto" w:fill="E8A432"/>
+            <w:shd w:val="clear" w:color="auto" w:fill="103428"/>
           </w:tcPr>
           <w:p>
             <w:pPr>
@@ -1757,7 +1798,7 @@
         <w:tc>
           <w:tcPr>
             <w:tcW w:type="dxa" w:w="1077"/>
-            <w:shd w:val="clear" w:color="auto" w:fill="E8A432"/>
+            <w:shd w:val="clear" w:color="auto" w:fill="103428"/>
           </w:tcPr>
           <w:p>
             <w:pPr>
@@ -1774,7 +1815,7 @@
         <w:tc>
           <w:tcPr>
             <w:tcW w:type="dxa" w:w="1077"/>
-            <w:shd w:val="clear" w:color="auto" w:fill="E8A432"/>
+            <w:shd w:val="clear" w:color="auto" w:fill="103428"/>
           </w:tcPr>
           <w:p>
             <w:pPr>
@@ -1982,11 +2023,11 @@
         <w:jc w:val="left"/>
         <w:tblLook w:firstColumn="1" w:firstRow="1" w:lastColumn="0" w:lastRow="0" w:noHBand="0" w:noVBand="1" w:val="04A0"/>
         <w:tblBorders>
-          <w:top w:val="single" w:sz="4" w:color="A9BFA9"/>
-          <w:left w:val="nil"/>
-          <w:bottom w:val="single" w:sz="4" w:color="A9BFA9"/>
-          <w:right w:val="nil"/>
-          <w:insideH w:val="single" w:sz="4" w:color="A9BFA9"/>
+          <w:top w:val="single" w:sz="4" w:color="E7DFCF"/>
+          <w:left w:val="nil"/>
+          <w:bottom w:val="single" w:sz="4" w:color="E7DFCF"/>
+          <w:right w:val="nil"/>
+          <w:insideH w:val="single" w:sz="4" w:color="E7DFCF"/>
           <w:insideV w:val="nil"/>
         </w:tblBorders>
         <w:tblCellMar>
@@ -2007,7 +2048,9 @@
         <w:tc>
           <w:tcPr>
             <w:tcW w:type="dxa" w:w="2835"/>
-            <w:shd w:val="clear" w:color="auto" w:fill="E7DFCF"/>
+            <w:tcBorders>
+              <w:bottom w:val="single" w:sz="8" w:color="103428"/>
+            </w:tcBorders>
           </w:tcPr>
           <w:p>
             <w:pPr>
@@ -2026,7 +2069,9 @@
         <w:tc>
           <w:tcPr>
             <w:tcW w:type="dxa" w:w="6576"/>
-            <w:shd w:val="clear" w:color="auto" w:fill="E7DFCF"/>
+            <w:tcBorders>
+              <w:bottom w:val="single" w:sz="8" w:color="103428"/>
+            </w:tcBorders>
           </w:tcPr>
           <w:p>
             <w:pPr>
@@ -2183,11 +2228,11 @@
         <w:jc w:val="left"/>
         <w:tblLook w:firstColumn="1" w:firstRow="1" w:lastColumn="0" w:lastRow="0" w:noHBand="0" w:noVBand="1" w:val="04A0"/>
         <w:tblBorders>
-          <w:top w:val="single" w:sz="4" w:color="A9BFA9"/>
-          <w:left w:val="nil"/>
-          <w:bottom w:val="single" w:sz="4" w:color="A9BFA9"/>
-          <w:right w:val="nil"/>
-          <w:insideH w:val="single" w:sz="4" w:color="A9BFA9"/>
+          <w:top w:val="single" w:sz="4" w:color="E7DFCF"/>
+          <w:left w:val="nil"/>
+          <w:bottom w:val="single" w:sz="4" w:color="E7DFCF"/>
+          <w:right w:val="nil"/>
+          <w:insideH w:val="single" w:sz="4" w:color="E7DFCF"/>
           <w:insideV w:val="nil"/>
         </w:tblBorders>
         <w:tblCellMar>
@@ -2211,7 +2256,9 @@
         <w:tc>
           <w:tcPr>
             <w:tcW w:type="dxa" w:w="1928"/>
-            <w:shd w:val="clear" w:color="auto" w:fill="E7DFCF"/>
+            <w:tcBorders>
+              <w:bottom w:val="single" w:sz="8" w:color="103428"/>
+            </w:tcBorders>
           </w:tcPr>
           <w:p>
             <w:pPr>
@@ -2230,7 +2277,9 @@
         <w:tc>
           <w:tcPr>
             <w:tcW w:type="dxa" w:w="3515"/>
-            <w:shd w:val="clear" w:color="auto" w:fill="E7DFCF"/>
+            <w:tcBorders>
+              <w:bottom w:val="single" w:sz="8" w:color="103428"/>
+            </w:tcBorders>
           </w:tcPr>
           <w:p>
             <w:pPr>
@@ -2249,11 +2298,14 @@
         <w:tc>
           <w:tcPr>
             <w:tcW w:type="dxa" w:w="794"/>
-            <w:shd w:val="clear" w:color="auto" w:fill="E7DFCF"/>
+            <w:tcBorders>
+              <w:bottom w:val="single" w:sz="8" w:color="103428"/>
+            </w:tcBorders>
           </w:tcPr>
           <w:p>
             <w:pPr>
               <w:pStyle w:val="TableHead"/>
+              <w:jc w:val="right"/>
             </w:pPr>
             <w:r/>
             <w:r>
@@ -2268,11 +2320,14 @@
         <w:tc>
           <w:tcPr>
             <w:tcW w:type="dxa" w:w="1587"/>
-            <w:shd w:val="clear" w:color="auto" w:fill="E7DFCF"/>
+            <w:tcBorders>
+              <w:bottom w:val="single" w:sz="8" w:color="103428"/>
+            </w:tcBorders>
           </w:tcPr>
           <w:p>
             <w:pPr>
               <w:pStyle w:val="TableHead"/>
+              <w:jc w:val="right"/>
             </w:pPr>
             <w:r/>
             <w:r>
@@ -2287,11 +2342,14 @@
         <w:tc>
           <w:tcPr>
             <w:tcW w:type="dxa" w:w="1587"/>
-            <w:shd w:val="clear" w:color="auto" w:fill="E7DFCF"/>
+            <w:tcBorders>
+              <w:bottom w:val="single" w:sz="8" w:color="103428"/>
+            </w:tcBorders>
           </w:tcPr>
           <w:p>
             <w:pPr>
               <w:pStyle w:val="TableHead"/>
+              <w:jc w:val="right"/>
             </w:pPr>
             <w:r/>
             <w:r>
@@ -2828,7 +2886,9 @@
         <w:tc>
           <w:tcPr>
             <w:tcW w:type="dxa" w:w="1928"/>
-            <w:shd w:val="clear" w:color="auto" w:fill="F5F0E6"/>
+            <w:tcBorders>
+              <w:top w:val="single" w:sz="8" w:color="103428"/>
+            </w:tcBorders>
           </w:tcPr>
           <w:p>
             <w:pPr>
@@ -2846,7 +2906,9 @@
         <w:tc>
           <w:tcPr>
             <w:tcW w:type="dxa" w:w="3515"/>
-            <w:shd w:val="clear" w:color="auto" w:fill="F5F0E6"/>
+            <w:tcBorders>
+              <w:top w:val="single" w:sz="8" w:color="103428"/>
+            </w:tcBorders>
           </w:tcPr>
           <w:p>
             <w:pPr>
@@ -2863,7 +2925,9 @@
         <w:tc>
           <w:tcPr>
             <w:tcW w:type="dxa" w:w="794"/>
-            <w:shd w:val="clear" w:color="auto" w:fill="F5F0E6"/>
+            <w:tcBorders>
+              <w:top w:val="single" w:sz="8" w:color="103428"/>
+            </w:tcBorders>
           </w:tcPr>
           <w:p>
             <w:pPr>
@@ -2881,7 +2945,9 @@
         <w:tc>
           <w:tcPr>
             <w:tcW w:type="dxa" w:w="1587"/>
-            <w:shd w:val="clear" w:color="auto" w:fill="F5F0E6"/>
+            <w:tcBorders>
+              <w:top w:val="single" w:sz="8" w:color="103428"/>
+            </w:tcBorders>
           </w:tcPr>
           <w:p>
             <w:pPr>
@@ -2899,7 +2965,9 @@
         <w:tc>
           <w:tcPr>
             <w:tcW w:type="dxa" w:w="1587"/>
-            <w:shd w:val="clear" w:color="auto" w:fill="F5F0E6"/>
+            <w:tcBorders>
+              <w:top w:val="single" w:sz="8" w:color="103428"/>
+            </w:tcBorders>
           </w:tcPr>
           <w:p>
             <w:pPr>
@@ -2972,11 +3040,11 @@
         <w:jc w:val="left"/>
         <w:tblLook w:firstColumn="1" w:firstRow="1" w:lastColumn="0" w:lastRow="0" w:noHBand="0" w:noVBand="1" w:val="04A0"/>
         <w:tblBorders>
-          <w:top w:val="single" w:sz="4" w:color="A9BFA9"/>
-          <w:left w:val="nil"/>
-          <w:bottom w:val="single" w:sz="4" w:color="A9BFA9"/>
-          <w:right w:val="nil"/>
-          <w:insideH w:val="single" w:sz="4" w:color="A9BFA9"/>
+          <w:top w:val="single" w:sz="4" w:color="E7DFCF"/>
+          <w:left w:val="nil"/>
+          <w:bottom w:val="single" w:sz="4" w:color="E7DFCF"/>
+          <w:right w:val="nil"/>
+          <w:insideH w:val="single" w:sz="4" w:color="E7DFCF"/>
           <w:insideV w:val="nil"/>
         </w:tblBorders>
         <w:tblCellMar>
@@ -2999,7 +3067,9 @@
         <w:tc>
           <w:tcPr>
             <w:tcW w:type="dxa" w:w="3175"/>
-            <w:shd w:val="clear" w:color="auto" w:fill="E7DFCF"/>
+            <w:tcBorders>
+              <w:bottom w:val="single" w:sz="8" w:color="103428"/>
+            </w:tcBorders>
           </w:tcPr>
           <w:p>
             <w:pPr>
@@ -3018,7 +3088,9 @@
         <w:tc>
           <w:tcPr>
             <w:tcW w:type="dxa" w:w="1361"/>
-            <w:shd w:val="clear" w:color="auto" w:fill="E7DFCF"/>
+            <w:tcBorders>
+              <w:bottom w:val="single" w:sz="8" w:color="103428"/>
+            </w:tcBorders>
           </w:tcPr>
           <w:p>
             <w:pPr>
@@ -3037,7 +3109,9 @@
         <w:tc>
           <w:tcPr>
             <w:tcW w:type="dxa" w:w="1361"/>
-            <w:shd w:val="clear" w:color="auto" w:fill="E7DFCF"/>
+            <w:tcBorders>
+              <w:bottom w:val="single" w:sz="8" w:color="103428"/>
+            </w:tcBorders>
           </w:tcPr>
           <w:p>
             <w:pPr>
@@ -3056,7 +3130,9 @@
         <w:tc>
           <w:tcPr>
             <w:tcW w:type="dxa" w:w="3515"/>
-            <w:shd w:val="clear" w:color="auto" w:fill="E7DFCF"/>
+            <w:tcBorders>
+              <w:bottom w:val="single" w:sz="8" w:color="103428"/>
+            </w:tcBorders>
           </w:tcPr>
           <w:p>
             <w:pPr>
@@ -3414,7 +3490,7 @@
         <w:rPr>
           <w:b/>
           <w:i w:val="0"/>
-          <w:color w:val="9A6510"/>
+          <w:color w:val="8A5A0C"/>
         </w:rPr>
         <w:t xml:space="preserve">01  </w:t>
       </w:r>
@@ -3439,7 +3515,7 @@
         <w:rPr>
           <w:b/>
           <w:i w:val="0"/>
-          <w:color w:val="9A6510"/>
+          <w:color w:val="8A5A0C"/>
         </w:rPr>
         <w:t xml:space="preserve">02  </w:t>
       </w:r>
@@ -3464,7 +3540,7 @@
         <w:rPr>
           <w:b/>
           <w:i w:val="0"/>
-          <w:color w:val="9A6510"/>
+          <w:color w:val="8A5A0C"/>
         </w:rPr>
         <w:t xml:space="preserve">03  </w:t>
       </w:r>
@@ -3489,18 +3565,18 @@
         <w:tblW w:type="auto" w:w="0"/>
         <w:tblLook w:firstColumn="1" w:firstRow="1" w:lastColumn="0" w:lastRow="0" w:noHBand="0" w:noVBand="1" w:val="04A0"/>
         <w:tblBorders>
-          <w:top w:val="nil"/>
-          <w:left w:val="nil"/>
-          <w:bottom w:val="nil"/>
-          <w:right w:val="nil"/>
-          <w:insideH w:val="single" w:sz="2" w:color="F5F0E6"/>
+          <w:top w:val="single" w:sz="6" w:color="103428"/>
+          <w:left w:val="nil"/>
+          <w:bottom w:val="single" w:sz="6" w:color="103428"/>
+          <w:right w:val="nil"/>
+          <w:insideH w:val="single" w:sz="6" w:color="103428"/>
           <w:insideV w:val="nil"/>
         </w:tblBorders>
         <w:tblCellMar>
-          <w:top w:w="160" w:type="dxa"/>
-          <w:left w:w="220" w:type="dxa"/>
-          <w:bottom w:w="160" w:type="dxa"/>
-          <w:right w:w="220" w:type="dxa"/>
+          <w:top w:w="120" w:type="dxa"/>
+          <w:left w:w="0" w:type="dxa"/>
+          <w:bottom w:w="140" w:type="dxa"/>
+          <w:right w:w="0" w:type="dxa"/>
         </w:tblCellMar>
       </w:tblPr>
       <w:tblGrid>
@@ -3510,10 +3586,6 @@
         <w:tc>
           <w:tcPr>
             <w:tcW w:type="dxa" w:w="9412"/>
-            <w:shd w:val="clear" w:color="auto" w:fill="F5F0E6"/>
-            <w:tcBorders>
-              <w:left w:val="single" w:sz="24" w:color="E8A432"/>
-            </w:tcBorders>
           </w:tcPr>
           <w:p>
             <w:pPr>
@@ -3547,21 +3619,13 @@
           </w:p>
           <w:p>
             <w:pPr/>
-            <w:sdt>
-              <w:sdtPr>
-                <w:alias w:val="Email]  ·  [Telephone"/>
-                <w:tag w:val="email]__·__[telephone"/>
-                <w:text/>
-              </w:sdtPr>
-              <w:sdtContent>
-                <w:r>
-                  <w:rPr>
-                    <w:color w:val="5F6662"/>
-                  </w:rPr>
-                  <w:t xml:space="preserve">[Email]  ·  [Telephone]</w:t>
-                </w:r>
-              </w:sdtContent>
-            </w:sdt>
+            <w:r>
+              <w:rPr>
+                <w:b w:val="0"/>
+                <w:i w:val="0"/>
+              </w:rPr>
+              <w:t>info@destinationnigeria.org   +234 909 884 3308</w:t>
+            </w:r>
           </w:p>
         </w:tc>
       </w:tr>
@@ -3590,7 +3654,7 @@
   <w:p>
     <w:pPr>
       <w:pBdr>
-        <w:top w:val="single" w:sz="4" w:space="6" w:color="A9BFA9"/>
+        <w:top w:val="single" w:sz="4" w:space="6" w:color="E7DFCF"/>
       </w:pBdr>
       <w:tabs>
         <w:tab w:pos="9412" w:val="right"/>
@@ -3612,7 +3676,7 @@
         <w:color w:val="5F6662"/>
         <w:sz w:val="15"/>
       </w:rPr>
-      <w:t xml:space="preserve">  ·  </w:t>
+      <w:t xml:space="preserve">   </w:t>
     </w:r>
     <w:r>
       <w:rPr>
@@ -3707,7 +3771,7 @@
         <w:caps/>
         <w:color w:val="5F6662"/>
         <w:sz w:val="15"/>
-        <w:spacing w:val="24"/>
+        <w:spacing w:val="10"/>
       </w:rPr>
       <w:tab/>
       <w:t>[Proposal title]</w:t>
@@ -3924,7 +3988,7 @@
   <w:docDefaults>
     <w:rPrDefault>
       <w:rPr>
-        <w:rFonts w:asciiTheme="minorHAnsi" w:eastAsiaTheme="minorEastAsia" w:hAnsiTheme="minorHAnsi" w:cstheme="minorBidi"/>
+        <w:rFonts w:ascii="Public Sans" w:hAnsi="Public Sans" w:cs="Public Sans" w:eastAsia="Public Sans"/>
         <w:sz w:val="22"/>
         <w:szCs w:val="22"/>
         <w:lang w:val="en-US" w:eastAsia="en-US" w:bidi="ar-SA"/>
@@ -4084,7 +4148,7 @@
       <w:spacing w:before="0" w:after="120" w:line="317" w:lineRule="auto"/>
     </w:pPr>
     <w:rPr>
-      <w:rFonts w:ascii="Inter" w:hAnsi="Inter" w:cs="Inter" w:eastAsia="Inter"/>
+      <w:rFonts w:ascii="Public Sans" w:hAnsi="Public Sans" w:cs="Public Sans" w:eastAsia="Public Sans"/>
       <w:b w:val="0"/>
       <w:i w:val="0"/>
       <w:color w:val="1B201E"/>
@@ -4146,16 +4210,16 @@
     <w:pPr>
       <w:keepNext/>
       <w:keepLines/>
-      <w:spacing w:before="360" w:after="120" w:line="264" w:lineRule="auto"/>
+      <w:spacing w:before="440" w:after="160" w:line="259" w:lineRule="auto"/>
       <w:outlineLvl w:val="0"/>
     </w:pPr>
     <w:rPr>
-      <w:rFonts w:asciiTheme="majorHAnsi" w:eastAsiaTheme="majorEastAsia" w:hAnsiTheme="majorHAnsi" w:cstheme="majorBidi" w:ascii="Playfair Display" w:hAnsi="Playfair Display" w:cs="Playfair Display" w:eastAsia="Playfair Display"/>
+      <w:rFonts w:ascii="Newsreader Display" w:hAnsi="Newsreader Display" w:cs="Newsreader Display" w:eastAsia="Newsreader Display"/>
       <w:b w:val="0"/>
       <w:bCs/>
       <w:i w:val="0"/>
       <w:color w:val="103428"/>
-      <w:sz w:val="40"/>
+      <w:sz w:val="44"/>
       <w:szCs w:val="28"/>
     </w:rPr>
   </w:style>
@@ -4175,12 +4239,12 @@
       <w:outlineLvl w:val="1"/>
     </w:pPr>
     <w:rPr>
-      <w:rFonts w:asciiTheme="majorHAnsi" w:eastAsiaTheme="majorEastAsia" w:hAnsiTheme="majorHAnsi" w:cstheme="majorBidi" w:ascii="Inter" w:hAnsi="Inter" w:cs="Inter" w:eastAsia="Inter"/>
-      <w:b/>
+      <w:rFonts w:ascii="Newsreader Display" w:hAnsi="Newsreader Display" w:cs="Newsreader Display" w:eastAsia="Newsreader Display"/>
+      <w:b w:val="0"/>
       <w:bCs/>
       <w:i w:val="0"/>
       <w:color w:val="103428"/>
-      <w:sz w:val="25"/>
+      <w:sz w:val="28"/>
       <w:szCs w:val="26"/>
     </w:rPr>
   </w:style>
@@ -4200,12 +4264,12 @@
       <w:outlineLvl w:val="2"/>
     </w:pPr>
     <w:rPr>
-      <w:rFonts w:asciiTheme="majorHAnsi" w:eastAsiaTheme="majorEastAsia" w:hAnsiTheme="majorHAnsi" w:cstheme="majorBidi" w:ascii="Inter" w:hAnsi="Inter" w:cs="Inter" w:eastAsia="Inter"/>
+      <w:rFonts w:ascii="Public Sans" w:hAnsi="Public Sans" w:cs="Public Sans" w:eastAsia="Public Sans"/>
       <w:b/>
       <w:bCs/>
       <w:i w:val="0"/>
-      <w:color w:val="2C5040"/>
-      <w:sz w:val="20"/>
+      <w:color w:val="103428"/>
+      <w:sz w:val="19"/>
     </w:rPr>
   </w:style>
   <w:style w:type="paragraph" w:styleId="Heading4">
@@ -4225,7 +4289,7 @@
       <w:outlineLvl w:val="3"/>
     </w:pPr>
     <w:rPr>
-      <w:rFonts w:asciiTheme="majorHAnsi" w:eastAsiaTheme="majorEastAsia" w:hAnsiTheme="majorHAnsi" w:cstheme="majorBidi"/>
+      <w:rFonts w:ascii="Newsreader Display" w:hAnsi="Newsreader Display" w:cs="Newsreader Display"/>
       <w:b/>
       <w:bCs/>
       <w:i/>
@@ -4250,7 +4314,7 @@
       <w:outlineLvl w:val="4"/>
     </w:pPr>
     <w:rPr>
-      <w:rFonts w:asciiTheme="majorHAnsi" w:eastAsiaTheme="majorEastAsia" w:hAnsiTheme="majorHAnsi" w:cstheme="majorBidi"/>
+      <w:rFonts w:ascii="Newsreader Display" w:hAnsi="Newsreader Display" w:cs="Newsreader Display"/>
       <w:color w:val="243F60" w:themeColor="accent1" w:themeShade="7F"/>
     </w:rPr>
   </w:style>
@@ -4271,7 +4335,7 @@
       <w:outlineLvl w:val="5"/>
     </w:pPr>
     <w:rPr>
-      <w:rFonts w:asciiTheme="majorHAnsi" w:eastAsiaTheme="majorEastAsia" w:hAnsiTheme="majorHAnsi" w:cstheme="majorBidi"/>
+      <w:rFonts w:ascii="Newsreader Display" w:hAnsi="Newsreader Display" w:cs="Newsreader Display"/>
       <w:i/>
       <w:iCs/>
       <w:color w:val="243F60" w:themeColor="accent1" w:themeShade="7F"/>
@@ -4294,7 +4358,7 @@
       <w:outlineLvl w:val="6"/>
     </w:pPr>
     <w:rPr>
-      <w:rFonts w:asciiTheme="majorHAnsi" w:eastAsiaTheme="majorEastAsia" w:hAnsiTheme="majorHAnsi" w:cstheme="majorBidi"/>
+      <w:rFonts w:ascii="Newsreader Display" w:hAnsi="Newsreader Display" w:cs="Newsreader Display"/>
       <w:i/>
       <w:iCs/>
       <w:color w:val="404040" w:themeColor="text1" w:themeTint="BF"/>
@@ -4317,7 +4381,7 @@
       <w:outlineLvl w:val="7"/>
     </w:pPr>
     <w:rPr>
-      <w:rFonts w:asciiTheme="majorHAnsi" w:eastAsiaTheme="majorEastAsia" w:hAnsiTheme="majorHAnsi" w:cstheme="majorBidi"/>
+      <w:rFonts w:ascii="Newsreader Display" w:hAnsi="Newsreader Display" w:cs="Newsreader Display"/>
       <w:color w:val="4F81BD" w:themeColor="accent1"/>
       <w:sz w:val="20"/>
       <w:szCs w:val="20"/>
@@ -4340,7 +4404,7 @@
       <w:outlineLvl w:val="8"/>
     </w:pPr>
     <w:rPr>
-      <w:rFonts w:asciiTheme="majorHAnsi" w:eastAsiaTheme="majorEastAsia" w:hAnsiTheme="majorHAnsi" w:cstheme="majorBidi"/>
+      <w:rFonts w:ascii="Newsreader Display" w:hAnsi="Newsreader Display" w:cs="Newsreader Display"/>
       <w:i/>
       <w:iCs/>
       <w:color w:val="404040" w:themeColor="text1" w:themeTint="BF"/>
@@ -4391,7 +4455,7 @@
     <w:uiPriority w:val="9"/>
     <w:rsid w:val="00FC693F"/>
     <w:rPr>
-      <w:rFonts w:asciiTheme="majorHAnsi" w:eastAsiaTheme="majorEastAsia" w:hAnsiTheme="majorHAnsi" w:cstheme="majorBidi"/>
+      <w:rFonts w:ascii="Newsreader Display" w:hAnsi="Newsreader Display" w:cs="Newsreader Display"/>
       <w:b/>
       <w:bCs/>
       <w:color w:val="365F91" w:themeColor="accent1" w:themeShade="BF"/>
@@ -4406,7 +4470,7 @@
     <w:uiPriority w:val="9"/>
     <w:rsid w:val="00FC693F"/>
     <w:rPr>
-      <w:rFonts w:asciiTheme="majorHAnsi" w:eastAsiaTheme="majorEastAsia" w:hAnsiTheme="majorHAnsi" w:cstheme="majorBidi"/>
+      <w:rFonts w:ascii="Newsreader Display" w:hAnsi="Newsreader Display" w:cs="Newsreader Display"/>
       <w:b/>
       <w:bCs/>
       <w:color w:val="4F81BD" w:themeColor="accent1"/>
@@ -4421,7 +4485,7 @@
     <w:uiPriority w:val="9"/>
     <w:rsid w:val="00FC693F"/>
     <w:rPr>
-      <w:rFonts w:asciiTheme="majorHAnsi" w:eastAsiaTheme="majorEastAsia" w:hAnsiTheme="majorHAnsi" w:cstheme="majorBidi"/>
+      <w:rFonts w:ascii="Newsreader Display" w:hAnsi="Newsreader Display" w:cs="Newsreader Display"/>
       <w:b/>
       <w:bCs/>
       <w:color w:val="4F81BD" w:themeColor="accent1"/>
@@ -4436,17 +4500,17 @@
     <w:qFormat/>
     <w:rsid w:val="00FC693F"/>
     <w:pPr>
-      <w:spacing w:after="160" w:line="252" w:lineRule="auto" w:before="0"/>
+      <w:spacing w:after="200" w:line="245" w:lineRule="auto" w:before="0"/>
       <w:contextualSpacing/>
     </w:pPr>
     <w:rPr>
-      <w:rFonts w:asciiTheme="majorHAnsi" w:eastAsiaTheme="majorEastAsia" w:hAnsiTheme="majorHAnsi" w:cstheme="majorBidi" w:ascii="Playfair Display" w:hAnsi="Playfair Display" w:cs="Playfair Display" w:eastAsia="Playfair Display"/>
+      <w:rFonts w:ascii="Newsreader Display" w:hAnsi="Newsreader Display" w:cs="Newsreader Display" w:eastAsia="Newsreader Display"/>
       <w:b w:val="0"/>
       <w:i w:val="0"/>
       <w:color w:val="103428"/>
       <w:spacing w:val="5"/>
       <w:kern w:val="28"/>
-      <w:sz w:val="60"/>
+      <w:sz w:val="64"/>
       <w:szCs w:val="52"/>
     </w:rPr>
   </w:style>
@@ -4457,7 +4521,7 @@
     <w:uiPriority w:val="10"/>
     <w:rsid w:val="00FC693F"/>
     <w:rPr>
-      <w:rFonts w:asciiTheme="majorHAnsi" w:eastAsiaTheme="majorEastAsia" w:hAnsiTheme="majorHAnsi" w:cstheme="majorBidi"/>
+      <w:rFonts w:ascii="Newsreader Display" w:hAnsi="Newsreader Display" w:cs="Newsreader Display"/>
       <w:color w:val="17365D" w:themeColor="text2" w:themeShade="BF"/>
       <w:spacing w:val="5"/>
       <w:kern w:val="28"/>
@@ -4480,13 +4544,13 @@
       <w:spacing w:before="0" w:after="240" w:line="312" w:lineRule="auto"/>
     </w:pPr>
     <w:rPr>
-      <w:rFonts w:asciiTheme="majorHAnsi" w:eastAsiaTheme="majorEastAsia" w:hAnsiTheme="majorHAnsi" w:cstheme="majorBidi" w:ascii="Source Serif 4" w:hAnsi="Source Serif 4" w:cs="Source Serif 4" w:eastAsia="Source Serif 4"/>
+      <w:rFonts w:ascii="Newsreader Text" w:hAnsi="Newsreader Text" w:cs="Newsreader Text" w:eastAsia="Newsreader Text"/>
       <w:b w:val="0"/>
       <w:i w:val="0"/>
       <w:iCs/>
-      <w:color w:val="2C5040"/>
+      <w:color w:val="5F6662"/>
       <w:spacing w:val="15"/>
-      <w:sz w:val="28"/>
+      <w:sz w:val="26"/>
       <w:szCs w:val="24"/>
     </w:rPr>
   </w:style>
@@ -4497,7 +4561,7 @@
     <w:uiPriority w:val="11"/>
     <w:rsid w:val="00FC693F"/>
     <w:rPr>
-      <w:rFonts w:asciiTheme="majorHAnsi" w:eastAsiaTheme="majorEastAsia" w:hAnsiTheme="majorHAnsi" w:cstheme="majorBidi"/>
+      <w:rFonts w:ascii="Newsreader Display" w:hAnsi="Newsreader Display" w:cs="Newsreader Display"/>
       <w:i/>
       <w:iCs/>
       <w:color w:val="4F81BD" w:themeColor="accent1"/>
@@ -4626,7 +4690,7 @@
       <w:contextualSpacing/>
     </w:pPr>
     <w:rPr>
-      <w:rFonts w:ascii="Inter" w:hAnsi="Inter" w:cs="Inter" w:eastAsia="Inter"/>
+      <w:rFonts w:ascii="Public Sans" w:hAnsi="Public Sans" w:cs="Public Sans" w:eastAsia="Public Sans"/>
       <w:b w:val="0"/>
       <w:i w:val="0"/>
       <w:color w:val="1B201E"/>
@@ -4673,7 +4737,7 @@
       <w:contextualSpacing/>
     </w:pPr>
     <w:rPr>
-      <w:rFonts w:ascii="Inter" w:hAnsi="Inter" w:cs="Inter" w:eastAsia="Inter"/>
+      <w:rFonts w:ascii="Public Sans" w:hAnsi="Public Sans" w:cs="Public Sans" w:eastAsia="Public Sans"/>
       <w:b w:val="0"/>
       <w:i w:val="0"/>
       <w:color w:val="1B201E"/>
@@ -4789,12 +4853,12 @@
       <w:spacing w:before="240" w:after="240" w:line="324" w:lineRule="auto"/>
     </w:pPr>
     <w:rPr>
-      <w:rFonts w:ascii="Source Serif 4" w:hAnsi="Source Serif 4" w:cs="Source Serif 4" w:eastAsia="Source Serif 4"/>
+      <w:rFonts w:ascii="Newsreader Display" w:hAnsi="Newsreader Display" w:cs="Newsreader Display" w:eastAsia="Newsreader Display"/>
       <w:b w:val="0"/>
       <w:i/>
       <w:iCs/>
       <w:color w:val="103428"/>
-      <w:sz w:val="28"/>
+      <w:sz w:val="32"/>
     </w:rPr>
   </w:style>
   <w:style w:type="character" w:customStyle="1" w:styleId="QuoteChar">
@@ -4817,7 +4881,7 @@
     <w:semiHidden/>
     <w:rsid w:val="00FC693F"/>
     <w:rPr>
-      <w:rFonts w:asciiTheme="majorHAnsi" w:eastAsiaTheme="majorEastAsia" w:hAnsiTheme="majorHAnsi" w:cstheme="majorBidi"/>
+      <w:rFonts w:ascii="Newsreader Display" w:hAnsi="Newsreader Display" w:cs="Newsreader Display"/>
       <w:b/>
       <w:bCs/>
       <w:i/>
@@ -4833,7 +4897,7 @@
     <w:semiHidden/>
     <w:rsid w:val="00FC693F"/>
     <w:rPr>
-      <w:rFonts w:asciiTheme="majorHAnsi" w:eastAsiaTheme="majorEastAsia" w:hAnsiTheme="majorHAnsi" w:cstheme="majorBidi"/>
+      <w:rFonts w:ascii="Newsreader Display" w:hAnsi="Newsreader Display" w:cs="Newsreader Display"/>
       <w:color w:val="243F60" w:themeColor="accent1" w:themeShade="7F"/>
     </w:rPr>
   </w:style>
@@ -4845,7 +4909,7 @@
     <w:semiHidden/>
     <w:rsid w:val="00FC693F"/>
     <w:rPr>
-      <w:rFonts w:asciiTheme="majorHAnsi" w:eastAsiaTheme="majorEastAsia" w:hAnsiTheme="majorHAnsi" w:cstheme="majorBidi"/>
+      <w:rFonts w:ascii="Newsreader Display" w:hAnsi="Newsreader Display" w:cs="Newsreader Display"/>
       <w:i/>
       <w:iCs/>
       <w:color w:val="243F60" w:themeColor="accent1" w:themeShade="7F"/>
@@ -4859,7 +4923,7 @@
     <w:semiHidden/>
     <w:rsid w:val="00FC693F"/>
     <w:rPr>
-      <w:rFonts w:asciiTheme="majorHAnsi" w:eastAsiaTheme="majorEastAsia" w:hAnsiTheme="majorHAnsi" w:cstheme="majorBidi"/>
+      <w:rFonts w:ascii="Newsreader Display" w:hAnsi="Newsreader Display" w:cs="Newsreader Display"/>
       <w:i/>
       <w:iCs/>
       <w:color w:val="404040" w:themeColor="text1" w:themeTint="BF"/>
@@ -4873,7 +4937,7 @@
     <w:semiHidden/>
     <w:rsid w:val="00FC693F"/>
     <w:rPr>
-      <w:rFonts w:asciiTheme="majorHAnsi" w:eastAsiaTheme="majorEastAsia" w:hAnsiTheme="majorHAnsi" w:cstheme="majorBidi"/>
+      <w:rFonts w:ascii="Newsreader Display" w:hAnsi="Newsreader Display" w:cs="Newsreader Display"/>
       <w:color w:val="4F81BD" w:themeColor="accent1"/>
       <w:sz w:val="20"/>
       <w:szCs w:val="20"/>
@@ -4887,7 +4951,7 @@
     <w:semiHidden/>
     <w:rsid w:val="00FC693F"/>
     <w:rPr>
-      <w:rFonts w:asciiTheme="majorHAnsi" w:eastAsiaTheme="majorEastAsia" w:hAnsiTheme="majorHAnsi" w:cstheme="majorBidi"/>
+      <w:rFonts w:ascii="Newsreader Display" w:hAnsi="Newsreader Display" w:cs="Newsreader Display"/>
       <w:i/>
       <w:iCs/>
       <w:color w:val="404040" w:themeColor="text1" w:themeTint="BF"/>
@@ -4908,7 +4972,7 @@
       <w:spacing w:line="300" w:lineRule="auto" w:before="60" w:after="200"/>
     </w:pPr>
     <w:rPr>
-      <w:rFonts w:ascii="Inter" w:hAnsi="Inter" w:cs="Inter" w:eastAsia="Inter"/>
+      <w:rFonts w:ascii="Public Sans" w:hAnsi="Public Sans" w:cs="Public Sans" w:eastAsia="Public Sans"/>
       <w:b w:val="0"/>
       <w:bCs/>
       <w:i w:val="0"/>
@@ -6478,7 +6542,7 @@
         <w:spacing w:before="0" w:after="0" w:line="240" w:lineRule="auto"/>
       </w:pPr>
       <w:rPr>
-        <w:rFonts w:asciiTheme="majorHAnsi" w:eastAsiaTheme="majorEastAsia" w:hAnsiTheme="majorHAnsi" w:cstheme="majorBidi"/>
+        <w:rFonts w:ascii="Newsreader Display" w:hAnsi="Newsreader Display" w:cs="Newsreader Display"/>
         <w:b/>
         <w:bCs/>
       </w:rPr>
@@ -6499,7 +6563,7 @@
         <w:spacing w:before="0" w:after="0" w:line="240" w:lineRule="auto"/>
       </w:pPr>
       <w:rPr>
-        <w:rFonts w:asciiTheme="majorHAnsi" w:eastAsiaTheme="majorEastAsia" w:hAnsiTheme="majorHAnsi" w:cstheme="majorBidi"/>
+        <w:rFonts w:ascii="Newsreader Display" w:hAnsi="Newsreader Display" w:cs="Newsreader Display"/>
         <w:b/>
         <w:bCs/>
       </w:rPr>
@@ -6517,14 +6581,14 @@
     </w:tblStylePr>
     <w:tblStylePr w:type="firstCol">
       <w:rPr>
-        <w:rFonts w:asciiTheme="majorHAnsi" w:eastAsiaTheme="majorEastAsia" w:hAnsiTheme="majorHAnsi" w:cstheme="majorBidi"/>
+        <w:rFonts w:ascii="Newsreader Display" w:hAnsi="Newsreader Display" w:cs="Newsreader Display"/>
         <w:b/>
         <w:bCs/>
       </w:rPr>
     </w:tblStylePr>
     <w:tblStylePr w:type="lastCol">
       <w:rPr>
-        <w:rFonts w:asciiTheme="majorHAnsi" w:eastAsiaTheme="majorEastAsia" w:hAnsiTheme="majorHAnsi" w:cstheme="majorBidi"/>
+        <w:rFonts w:ascii="Newsreader Display" w:hAnsi="Newsreader Display" w:cs="Newsreader Display"/>
         <w:b/>
         <w:bCs/>
       </w:rPr>
@@ -6608,7 +6672,7 @@
         <w:spacing w:before="0" w:after="0" w:line="240" w:lineRule="auto"/>
       </w:pPr>
       <w:rPr>
-        <w:rFonts w:asciiTheme="majorHAnsi" w:eastAsiaTheme="majorEastAsia" w:hAnsiTheme="majorHAnsi" w:cstheme="majorBidi"/>
+        <w:rFonts w:ascii="Newsreader Display" w:hAnsi="Newsreader Display" w:cs="Newsreader Display"/>
         <w:b/>
         <w:bCs/>
       </w:rPr>
@@ -6629,7 +6693,7 @@
         <w:spacing w:before="0" w:after="0" w:line="240" w:lineRule="auto"/>
       </w:pPr>
       <w:rPr>
-        <w:rFonts w:asciiTheme="majorHAnsi" w:eastAsiaTheme="majorEastAsia" w:hAnsiTheme="majorHAnsi" w:cstheme="majorBidi"/>
+        <w:rFonts w:ascii="Newsreader Display" w:hAnsi="Newsreader Display" w:cs="Newsreader Display"/>
         <w:b/>
         <w:bCs/>
       </w:rPr>
@@ -6647,14 +6711,14 @@
     </w:tblStylePr>
     <w:tblStylePr w:type="firstCol">
       <w:rPr>
-        <w:rFonts w:asciiTheme="majorHAnsi" w:eastAsiaTheme="majorEastAsia" w:hAnsiTheme="majorHAnsi" w:cstheme="majorBidi"/>
+        <w:rFonts w:ascii="Newsreader Display" w:hAnsi="Newsreader Display" w:cs="Newsreader Display"/>
         <w:b/>
         <w:bCs/>
       </w:rPr>
     </w:tblStylePr>
     <w:tblStylePr w:type="lastCol">
       <w:rPr>
-        <w:rFonts w:asciiTheme="majorHAnsi" w:eastAsiaTheme="majorEastAsia" w:hAnsiTheme="majorHAnsi" w:cstheme="majorBidi"/>
+        <w:rFonts w:ascii="Newsreader Display" w:hAnsi="Newsreader Display" w:cs="Newsreader Display"/>
         <w:b/>
         <w:bCs/>
       </w:rPr>
@@ -6738,7 +6802,7 @@
         <w:spacing w:before="0" w:after="0" w:line="240" w:lineRule="auto"/>
       </w:pPr>
       <w:rPr>
-        <w:rFonts w:asciiTheme="majorHAnsi" w:eastAsiaTheme="majorEastAsia" w:hAnsiTheme="majorHAnsi" w:cstheme="majorBidi"/>
+        <w:rFonts w:ascii="Newsreader Display" w:hAnsi="Newsreader Display" w:cs="Newsreader Display"/>
         <w:b/>
         <w:bCs/>
       </w:rPr>
@@ -6759,7 +6823,7 @@
         <w:spacing w:before="0" w:after="0" w:line="240" w:lineRule="auto"/>
       </w:pPr>
       <w:rPr>
-        <w:rFonts w:asciiTheme="majorHAnsi" w:eastAsiaTheme="majorEastAsia" w:hAnsiTheme="majorHAnsi" w:cstheme="majorBidi"/>
+        <w:rFonts w:ascii="Newsreader Display" w:hAnsi="Newsreader Display" w:cs="Newsreader Display"/>
         <w:b/>
         <w:bCs/>
       </w:rPr>
@@ -6777,14 +6841,14 @@
     </w:tblStylePr>
     <w:tblStylePr w:type="firstCol">
       <w:rPr>
-        <w:rFonts w:asciiTheme="majorHAnsi" w:eastAsiaTheme="majorEastAsia" w:hAnsiTheme="majorHAnsi" w:cstheme="majorBidi"/>
+        <w:rFonts w:ascii="Newsreader Display" w:hAnsi="Newsreader Display" w:cs="Newsreader Display"/>
         <w:b/>
         <w:bCs/>
       </w:rPr>
     </w:tblStylePr>
     <w:tblStylePr w:type="lastCol">
       <w:rPr>
-        <w:rFonts w:asciiTheme="majorHAnsi" w:eastAsiaTheme="majorEastAsia" w:hAnsiTheme="majorHAnsi" w:cstheme="majorBidi"/>
+        <w:rFonts w:ascii="Newsreader Display" w:hAnsi="Newsreader Display" w:cs="Newsreader Display"/>
         <w:b/>
         <w:bCs/>
       </w:rPr>
@@ -6868,7 +6932,7 @@
         <w:spacing w:before="0" w:after="0" w:line="240" w:lineRule="auto"/>
       </w:pPr>
       <w:rPr>
-        <w:rFonts w:asciiTheme="majorHAnsi" w:eastAsiaTheme="majorEastAsia" w:hAnsiTheme="majorHAnsi" w:cstheme="majorBidi"/>
+        <w:rFonts w:ascii="Newsreader Display" w:hAnsi="Newsreader Display" w:cs="Newsreader Display"/>
         <w:b/>
         <w:bCs/>
       </w:rPr>
@@ -6889,7 +6953,7 @@
         <w:spacing w:before="0" w:after="0" w:line="240" w:lineRule="auto"/>
       </w:pPr>
       <w:rPr>
-        <w:rFonts w:asciiTheme="majorHAnsi" w:eastAsiaTheme="majorEastAsia" w:hAnsiTheme="majorHAnsi" w:cstheme="majorBidi"/>
+        <w:rFonts w:ascii="Newsreader Display" w:hAnsi="Newsreader Display" w:cs="Newsreader Display"/>
         <w:b/>
         <w:bCs/>
       </w:rPr>
@@ -6907,14 +6971,14 @@
     </w:tblStylePr>
     <w:tblStylePr w:type="firstCol">
       <w:rPr>
-        <w:rFonts w:asciiTheme="majorHAnsi" w:eastAsiaTheme="majorEastAsia" w:hAnsiTheme="majorHAnsi" w:cstheme="majorBidi"/>
+        <w:rFonts w:ascii="Newsreader Display" w:hAnsi="Newsreader Display" w:cs="Newsreader Display"/>
         <w:b/>
         <w:bCs/>
       </w:rPr>
     </w:tblStylePr>
     <w:tblStylePr w:type="lastCol">
       <w:rPr>
-        <w:rFonts w:asciiTheme="majorHAnsi" w:eastAsiaTheme="majorEastAsia" w:hAnsiTheme="majorHAnsi" w:cstheme="majorBidi"/>
+        <w:rFonts w:ascii="Newsreader Display" w:hAnsi="Newsreader Display" w:cs="Newsreader Display"/>
         <w:b/>
         <w:bCs/>
       </w:rPr>
@@ -6998,7 +7062,7 @@
         <w:spacing w:before="0" w:after="0" w:line="240" w:lineRule="auto"/>
       </w:pPr>
       <w:rPr>
-        <w:rFonts w:asciiTheme="majorHAnsi" w:eastAsiaTheme="majorEastAsia" w:hAnsiTheme="majorHAnsi" w:cstheme="majorBidi"/>
+        <w:rFonts w:ascii="Newsreader Display" w:hAnsi="Newsreader Display" w:cs="Newsreader Display"/>
         <w:b/>
         <w:bCs/>
       </w:rPr>
@@ -7019,7 +7083,7 @@
         <w:spacing w:before="0" w:after="0" w:line="240" w:lineRule="auto"/>
       </w:pPr>
       <w:rPr>
-        <w:rFonts w:asciiTheme="majorHAnsi" w:eastAsiaTheme="majorEastAsia" w:hAnsiTheme="majorHAnsi" w:cstheme="majorBidi"/>
+        <w:rFonts w:ascii="Newsreader Display" w:hAnsi="Newsreader Display" w:cs="Newsreader Display"/>
         <w:b/>
         <w:bCs/>
       </w:rPr>
@@ -7037,14 +7101,14 @@
     </w:tblStylePr>
     <w:tblStylePr w:type="firstCol">
       <w:rPr>
-        <w:rFonts w:asciiTheme="majorHAnsi" w:eastAsiaTheme="majorEastAsia" w:hAnsiTheme="majorHAnsi" w:cstheme="majorBidi"/>
+        <w:rFonts w:ascii="Newsreader Display" w:hAnsi="Newsreader Display" w:cs="Newsreader Display"/>
         <w:b/>
         <w:bCs/>
       </w:rPr>
     </w:tblStylePr>
     <w:tblStylePr w:type="lastCol">
       <w:rPr>
-        <w:rFonts w:asciiTheme="majorHAnsi" w:eastAsiaTheme="majorEastAsia" w:hAnsiTheme="majorHAnsi" w:cstheme="majorBidi"/>
+        <w:rFonts w:ascii="Newsreader Display" w:hAnsi="Newsreader Display" w:cs="Newsreader Display"/>
         <w:b/>
         <w:bCs/>
       </w:rPr>
@@ -7128,7 +7192,7 @@
         <w:spacing w:before="0" w:after="0" w:line="240" w:lineRule="auto"/>
       </w:pPr>
       <w:rPr>
-        <w:rFonts w:asciiTheme="majorHAnsi" w:eastAsiaTheme="majorEastAsia" w:hAnsiTheme="majorHAnsi" w:cstheme="majorBidi"/>
+        <w:rFonts w:ascii="Newsreader Display" w:hAnsi="Newsreader Display" w:cs="Newsreader Display"/>
         <w:b/>
         <w:bCs/>
       </w:rPr>
@@ -7149,7 +7213,7 @@
         <w:spacing w:before="0" w:after="0" w:line="240" w:lineRule="auto"/>
       </w:pPr>
       <w:rPr>
-        <w:rFonts w:asciiTheme="majorHAnsi" w:eastAsiaTheme="majorEastAsia" w:hAnsiTheme="majorHAnsi" w:cstheme="majorBidi"/>
+        <w:rFonts w:ascii="Newsreader Display" w:hAnsi="Newsreader Display" w:cs="Newsreader Display"/>
         <w:b/>
         <w:bCs/>
       </w:rPr>
@@ -7167,14 +7231,14 @@
     </w:tblStylePr>
     <w:tblStylePr w:type="firstCol">
       <w:rPr>
-        <w:rFonts w:asciiTheme="majorHAnsi" w:eastAsiaTheme="majorEastAsia" w:hAnsiTheme="majorHAnsi" w:cstheme="majorBidi"/>
+        <w:rFonts w:ascii="Newsreader Display" w:hAnsi="Newsreader Display" w:cs="Newsreader Display"/>
         <w:b/>
         <w:bCs/>
       </w:rPr>
     </w:tblStylePr>
     <w:tblStylePr w:type="lastCol">
       <w:rPr>
-        <w:rFonts w:asciiTheme="majorHAnsi" w:eastAsiaTheme="majorEastAsia" w:hAnsiTheme="majorHAnsi" w:cstheme="majorBidi"/>
+        <w:rFonts w:ascii="Newsreader Display" w:hAnsi="Newsreader Display" w:cs="Newsreader Display"/>
         <w:b/>
         <w:bCs/>
       </w:rPr>
@@ -7258,7 +7322,7 @@
         <w:spacing w:before="0" w:after="0" w:line="240" w:lineRule="auto"/>
       </w:pPr>
       <w:rPr>
-        <w:rFonts w:asciiTheme="majorHAnsi" w:eastAsiaTheme="majorEastAsia" w:hAnsiTheme="majorHAnsi" w:cstheme="majorBidi"/>
+        <w:rFonts w:ascii="Newsreader Display" w:hAnsi="Newsreader Display" w:cs="Newsreader Display"/>
         <w:b/>
         <w:bCs/>
       </w:rPr>
@@ -7279,7 +7343,7 @@
         <w:spacing w:before="0" w:after="0" w:line="240" w:lineRule="auto"/>
       </w:pPr>
       <w:rPr>
-        <w:rFonts w:asciiTheme="majorHAnsi" w:eastAsiaTheme="majorEastAsia" w:hAnsiTheme="majorHAnsi" w:cstheme="majorBidi"/>
+        <w:rFonts w:ascii="Newsreader Display" w:hAnsi="Newsreader Display" w:cs="Newsreader Display"/>
         <w:b/>
         <w:bCs/>
       </w:rPr>
@@ -7297,14 +7361,14 @@
     </w:tblStylePr>
     <w:tblStylePr w:type="firstCol">
       <w:rPr>
-        <w:rFonts w:asciiTheme="majorHAnsi" w:eastAsiaTheme="majorEastAsia" w:hAnsiTheme="majorHAnsi" w:cstheme="majorBidi"/>
+        <w:rFonts w:ascii="Newsreader Display" w:hAnsi="Newsreader Display" w:cs="Newsreader Display"/>
         <w:b/>
         <w:bCs/>
       </w:rPr>
     </w:tblStylePr>
     <w:tblStylePr w:type="lastCol">
       <w:rPr>
-        <w:rFonts w:asciiTheme="majorHAnsi" w:eastAsiaTheme="majorEastAsia" w:hAnsiTheme="majorHAnsi" w:cstheme="majorBidi"/>
+        <w:rFonts w:ascii="Newsreader Display" w:hAnsi="Newsreader Display" w:cs="Newsreader Display"/>
         <w:b/>
         <w:bCs/>
       </w:rPr>
@@ -9169,7 +9233,7 @@
     </w:tblPr>
     <w:tblStylePr w:type="firstRow">
       <w:rPr>
-        <w:rFonts w:asciiTheme="majorHAnsi" w:eastAsiaTheme="majorEastAsia" w:hAnsiTheme="majorHAnsi" w:cstheme="majorBidi"/>
+        <w:rFonts w:ascii="Newsreader Display" w:hAnsi="Newsreader Display" w:cs="Newsreader Display"/>
       </w:rPr>
       <w:tblPr/>
       <w:tcPr>
@@ -9253,7 +9317,7 @@
     </w:tblPr>
     <w:tblStylePr w:type="firstRow">
       <w:rPr>
-        <w:rFonts w:asciiTheme="majorHAnsi" w:eastAsiaTheme="majorEastAsia" w:hAnsiTheme="majorHAnsi" w:cstheme="majorBidi"/>
+        <w:rFonts w:ascii="Newsreader Display" w:hAnsi="Newsreader Display" w:cs="Newsreader Display"/>
       </w:rPr>
       <w:tblPr/>
       <w:tcPr>
@@ -9337,7 +9401,7 @@
     </w:tblPr>
     <w:tblStylePr w:type="firstRow">
       <w:rPr>
-        <w:rFonts w:asciiTheme="majorHAnsi" w:eastAsiaTheme="majorEastAsia" w:hAnsiTheme="majorHAnsi" w:cstheme="majorBidi"/>
+        <w:rFonts w:ascii="Newsreader Display" w:hAnsi="Newsreader Display" w:cs="Newsreader Display"/>
       </w:rPr>
       <w:tblPr/>
       <w:tcPr>
@@ -9421,7 +9485,7 @@
     </w:tblPr>
     <w:tblStylePr w:type="firstRow">
       <w:rPr>
-        <w:rFonts w:asciiTheme="majorHAnsi" w:eastAsiaTheme="majorEastAsia" w:hAnsiTheme="majorHAnsi" w:cstheme="majorBidi"/>
+        <w:rFonts w:ascii="Newsreader Display" w:hAnsi="Newsreader Display" w:cs="Newsreader Display"/>
       </w:rPr>
       <w:tblPr/>
       <w:tcPr>
@@ -9505,7 +9569,7 @@
     </w:tblPr>
     <w:tblStylePr w:type="firstRow">
       <w:rPr>
-        <w:rFonts w:asciiTheme="majorHAnsi" w:eastAsiaTheme="majorEastAsia" w:hAnsiTheme="majorHAnsi" w:cstheme="majorBidi"/>
+        <w:rFonts w:ascii="Newsreader Display" w:hAnsi="Newsreader Display" w:cs="Newsreader Display"/>
       </w:rPr>
       <w:tblPr/>
       <w:tcPr>
@@ -9589,7 +9653,7 @@
     </w:tblPr>
     <w:tblStylePr w:type="firstRow">
       <w:rPr>
-        <w:rFonts w:asciiTheme="majorHAnsi" w:eastAsiaTheme="majorEastAsia" w:hAnsiTheme="majorHAnsi" w:cstheme="majorBidi"/>
+        <w:rFonts w:ascii="Newsreader Display" w:hAnsi="Newsreader Display" w:cs="Newsreader Display"/>
       </w:rPr>
       <w:tblPr/>
       <w:tcPr>
@@ -9673,7 +9737,7 @@
     </w:tblPr>
     <w:tblStylePr w:type="firstRow">
       <w:rPr>
-        <w:rFonts w:asciiTheme="majorHAnsi" w:eastAsiaTheme="majorEastAsia" w:hAnsiTheme="majorHAnsi" w:cstheme="majorBidi"/>
+        <w:rFonts w:ascii="Newsreader Display" w:hAnsi="Newsreader Display" w:cs="Newsreader Display"/>
       </w:rPr>
       <w:tblPr/>
       <w:tcPr>
@@ -9738,7 +9802,7 @@
       <w:spacing w:after="0" w:line="240" w:lineRule="auto"/>
     </w:pPr>
     <w:rPr>
-      <w:rFonts w:asciiTheme="majorHAnsi" w:eastAsiaTheme="majorEastAsia" w:hAnsiTheme="majorHAnsi" w:cstheme="majorBidi"/>
+      <w:rFonts w:ascii="Newsreader Display" w:hAnsi="Newsreader Display" w:cs="Newsreader Display"/>
       <w:color w:val="000000" w:themeColor="text1"/>
     </w:rPr>
     <w:tblPr>
@@ -9866,7 +9930,7 @@
       <w:spacing w:after="0" w:line="240" w:lineRule="auto"/>
     </w:pPr>
     <w:rPr>
-      <w:rFonts w:asciiTheme="majorHAnsi" w:eastAsiaTheme="majorEastAsia" w:hAnsiTheme="majorHAnsi" w:cstheme="majorBidi"/>
+      <w:rFonts w:ascii="Newsreader Display" w:hAnsi="Newsreader Display" w:cs="Newsreader Display"/>
       <w:color w:val="000000" w:themeColor="text1"/>
     </w:rPr>
     <w:tblPr>
@@ -9994,7 +10058,7 @@
       <w:spacing w:after="0" w:line="240" w:lineRule="auto"/>
     </w:pPr>
     <w:rPr>
-      <w:rFonts w:asciiTheme="majorHAnsi" w:eastAsiaTheme="majorEastAsia" w:hAnsiTheme="majorHAnsi" w:cstheme="majorBidi"/>
+      <w:rFonts w:ascii="Newsreader Display" w:hAnsi="Newsreader Display" w:cs="Newsreader Display"/>
       <w:color w:val="000000" w:themeColor="text1"/>
     </w:rPr>
     <w:tblPr>
@@ -10122,7 +10186,7 @@
       <w:spacing w:after="0" w:line="240" w:lineRule="auto"/>
     </w:pPr>
     <w:rPr>
-      <w:rFonts w:asciiTheme="majorHAnsi" w:eastAsiaTheme="majorEastAsia" w:hAnsiTheme="majorHAnsi" w:cstheme="majorBidi"/>
+      <w:rFonts w:ascii="Newsreader Display" w:hAnsi="Newsreader Display" w:cs="Newsreader Display"/>
       <w:color w:val="000000" w:themeColor="text1"/>
     </w:rPr>
     <w:tblPr>
@@ -10250,7 +10314,7 @@
       <w:spacing w:after="0" w:line="240" w:lineRule="auto"/>
     </w:pPr>
     <w:rPr>
-      <w:rFonts w:asciiTheme="majorHAnsi" w:eastAsiaTheme="majorEastAsia" w:hAnsiTheme="majorHAnsi" w:cstheme="majorBidi"/>
+      <w:rFonts w:ascii="Newsreader Display" w:hAnsi="Newsreader Display" w:cs="Newsreader Display"/>
       <w:color w:val="000000" w:themeColor="text1"/>
     </w:rPr>
     <w:tblPr>
@@ -10378,7 +10442,7 @@
       <w:spacing w:after="0" w:line="240" w:lineRule="auto"/>
     </w:pPr>
     <w:rPr>
-      <w:rFonts w:asciiTheme="majorHAnsi" w:eastAsiaTheme="majorEastAsia" w:hAnsiTheme="majorHAnsi" w:cstheme="majorBidi"/>
+      <w:rFonts w:ascii="Newsreader Display" w:hAnsi="Newsreader Display" w:cs="Newsreader Display"/>
       <w:color w:val="000000" w:themeColor="text1"/>
     </w:rPr>
     <w:tblPr>
@@ -10506,7 +10570,7 @@
       <w:spacing w:after="0" w:line="240" w:lineRule="auto"/>
     </w:pPr>
     <w:rPr>
-      <w:rFonts w:asciiTheme="majorHAnsi" w:eastAsiaTheme="majorEastAsia" w:hAnsiTheme="majorHAnsi" w:cstheme="majorBidi"/>
+      <w:rFonts w:ascii="Newsreader Display" w:hAnsi="Newsreader Display" w:cs="Newsreader Display"/>
       <w:color w:val="000000" w:themeColor="text1"/>
     </w:rPr>
     <w:tblPr>
@@ -11145,7 +11209,7 @@
       <w:spacing w:after="0" w:line="240" w:lineRule="auto"/>
     </w:pPr>
     <w:rPr>
-      <w:rFonts w:asciiTheme="majorHAnsi" w:eastAsiaTheme="majorEastAsia" w:hAnsiTheme="majorHAnsi" w:cstheme="majorBidi"/>
+      <w:rFonts w:ascii="Newsreader Display" w:hAnsi="Newsreader Display" w:cs="Newsreader Display"/>
       <w:color w:val="000000" w:themeColor="text1"/>
     </w:rPr>
     <w:tblPr>
@@ -11270,7 +11334,7 @@
       <w:spacing w:after="0" w:line="240" w:lineRule="auto"/>
     </w:pPr>
     <w:rPr>
-      <w:rFonts w:asciiTheme="majorHAnsi" w:eastAsiaTheme="majorEastAsia" w:hAnsiTheme="majorHAnsi" w:cstheme="majorBidi"/>
+      <w:rFonts w:ascii="Newsreader Display" w:hAnsi="Newsreader Display" w:cs="Newsreader Display"/>
       <w:color w:val="000000" w:themeColor="text1"/>
     </w:rPr>
     <w:tblPr>
@@ -11395,7 +11459,7 @@
       <w:spacing w:after="0" w:line="240" w:lineRule="auto"/>
     </w:pPr>
     <w:rPr>
-      <w:rFonts w:asciiTheme="majorHAnsi" w:eastAsiaTheme="majorEastAsia" w:hAnsiTheme="majorHAnsi" w:cstheme="majorBidi"/>
+      <w:rFonts w:ascii="Newsreader Display" w:hAnsi="Newsreader Display" w:cs="Newsreader Display"/>
       <w:color w:val="000000" w:themeColor="text1"/>
     </w:rPr>
     <w:tblPr>
@@ -11520,7 +11584,7 @@
       <w:spacing w:after="0" w:line="240" w:lineRule="auto"/>
     </w:pPr>
     <w:rPr>
-      <w:rFonts w:asciiTheme="majorHAnsi" w:eastAsiaTheme="majorEastAsia" w:hAnsiTheme="majorHAnsi" w:cstheme="majorBidi"/>
+      <w:rFonts w:ascii="Newsreader Display" w:hAnsi="Newsreader Display" w:cs="Newsreader Display"/>
       <w:color w:val="000000" w:themeColor="text1"/>
     </w:rPr>
     <w:tblPr>
@@ -11645,7 +11709,7 @@
       <w:spacing w:after="0" w:line="240" w:lineRule="auto"/>
     </w:pPr>
     <w:rPr>
-      <w:rFonts w:asciiTheme="majorHAnsi" w:eastAsiaTheme="majorEastAsia" w:hAnsiTheme="majorHAnsi" w:cstheme="majorBidi"/>
+      <w:rFonts w:ascii="Newsreader Display" w:hAnsi="Newsreader Display" w:cs="Newsreader Display"/>
       <w:color w:val="000000" w:themeColor="text1"/>
     </w:rPr>
     <w:tblPr>
@@ -11770,7 +11834,7 @@
       <w:spacing w:after="0" w:line="240" w:lineRule="auto"/>
     </w:pPr>
     <w:rPr>
-      <w:rFonts w:asciiTheme="majorHAnsi" w:eastAsiaTheme="majorEastAsia" w:hAnsiTheme="majorHAnsi" w:cstheme="majorBidi"/>
+      <w:rFonts w:ascii="Newsreader Display" w:hAnsi="Newsreader Display" w:cs="Newsreader Display"/>
       <w:color w:val="000000" w:themeColor="text1"/>
     </w:rPr>
     <w:tblPr>
@@ -11895,7 +11959,7 @@
       <w:spacing w:after="0" w:line="240" w:lineRule="auto"/>
     </w:pPr>
     <w:rPr>
-      <w:rFonts w:asciiTheme="majorHAnsi" w:eastAsiaTheme="majorEastAsia" w:hAnsiTheme="majorHAnsi" w:cstheme="majorBidi"/>
+      <w:rFonts w:ascii="Newsreader Display" w:hAnsi="Newsreader Display" w:cs="Newsreader Display"/>
       <w:color w:val="000000" w:themeColor="text1"/>
     </w:rPr>
     <w:tblPr>
@@ -15810,27 +15874,27 @@
       <w:spacing w:before="0" w:after="80" w:line="288" w:lineRule="auto"/>
     </w:pPr>
     <w:rPr>
-      <w:rFonts w:ascii="Inter" w:hAnsi="Inter" w:cs="Inter" w:eastAsia="Inter"/>
+      <w:rFonts w:ascii="Public Sans" w:hAnsi="Public Sans" w:cs="Public Sans" w:eastAsia="Public Sans"/>
       <w:b/>
       <w:i w:val="0"/>
       <w:caps/>
-      <w:color w:val="9A6510"/>
-      <w:sz w:val="16"/>
-      <w:spacing w:val="32"/>
+      <w:color w:val="8A5A0C"/>
+      <w:sz w:val="15"/>
+      <w:spacing w:val="12"/>
     </w:rPr>
   </w:style>
   <w:style w:type="paragraph" w:customStyle="1" w:styleId="Lead">
     <w:name w:val="Lead"/>
     <w:basedOn w:val="Normal"/>
     <w:pPr>
-      <w:spacing w:before="0" w:after="200" w:line="336" w:lineRule="auto"/>
+      <w:spacing w:before="0" w:after="240" w:line="331" w:lineRule="auto"/>
     </w:pPr>
     <w:rPr>
-      <w:rFonts w:ascii="Source Serif 4" w:hAnsi="Source Serif 4" w:cs="Source Serif 4" w:eastAsia="Source Serif 4"/>
+      <w:rFonts w:ascii="Newsreader Text" w:hAnsi="Newsreader Text" w:cs="Newsreader Text" w:eastAsia="Newsreader Text"/>
       <w:b w:val="0"/>
       <w:i w:val="0"/>
       <w:color w:val="103428"/>
-      <w:sz w:val="25"/>
+      <w:sz w:val="26"/>
     </w:rPr>
   </w:style>
   <w:style w:type="paragraph" w:customStyle="1" w:styleId="Small">
@@ -15840,7 +15904,7 @@
       <w:spacing w:before="0" w:after="40" w:line="300" w:lineRule="auto"/>
     </w:pPr>
     <w:rPr>
-      <w:rFonts w:ascii="Inter" w:hAnsi="Inter" w:cs="Inter" w:eastAsia="Inter"/>
+      <w:rFonts w:ascii="Public Sans" w:hAnsi="Public Sans" w:cs="Public Sans" w:eastAsia="Public Sans"/>
       <w:b w:val="0"/>
       <w:i w:val="0"/>
       <w:color w:val="5F6662"/>
@@ -15854,7 +15918,7 @@
       <w:spacing w:before="20" w:after="20" w:line="276" w:lineRule="auto"/>
     </w:pPr>
     <w:rPr>
-      <w:rFonts w:ascii="Inter" w:hAnsi="Inter" w:cs="Inter" w:eastAsia="Inter"/>
+      <w:rFonts w:ascii="Public Sans" w:hAnsi="Public Sans" w:cs="Public Sans" w:eastAsia="Public Sans"/>
       <w:b w:val="0"/>
       <w:i w:val="0"/>
       <w:color w:val="1B201E"/>
@@ -15868,13 +15932,13 @@
       <w:spacing w:before="40" w:after="40" w:line="264" w:lineRule="auto"/>
     </w:pPr>
     <w:rPr>
-      <w:rFonts w:ascii="Inter" w:hAnsi="Inter" w:cs="Inter" w:eastAsia="Inter"/>
+      <w:rFonts w:ascii="Public Sans" w:hAnsi="Public Sans" w:cs="Public Sans" w:eastAsia="Public Sans"/>
       <w:b/>
       <w:i w:val="0"/>
       <w:caps/>
       <w:color w:val="103428"/>
-      <w:sz w:val="16"/>
-      <w:spacing w:val="12"/>
+      <w:sz w:val="15"/>
+      <w:spacing w:val="10"/>
     </w:rPr>
   </w:style>
 </w:styles>
